--- a/word_reports/LP_0106_위치_235_Chicago_The Heart of Chic.docx
+++ b/word_reports/LP_0106_위치_235_Chicago_The Heart of Chic.docx
@@ -4,7 +4,7 @@
   <w:body>
     <w:p>
       <w:pPr>
-        <w:spacing w:after="280"/>
+        <w:spacing w:after="80"/>
       </w:pPr>
       <w:r>
         <w:rPr w:rFonts="맑은 고딕">
@@ -13,94 +13,47 @@
           <w:color w:val="1E3A8A"/>
           <w:sz w:val="30"/>
         </w:rPr>
-        <w:t>[235] Chicago - The Heart of Chicago</w:t>
+        <w:t>Chicago (시카고) - The Heart of Chicago</w:t>
       </w:r>
     </w:p>
     <w:p>
       <w:pPr>
-        <w:spacing w:after="320"/>
+        <w:spacing w:after="240"/>
       </w:pPr>
       <w:r>
         <w:rPr w:rFonts="맑은 고딕">
           <w:rFonts w:ascii="맑은 고딕" w:hAnsi="맑은 고딕" w:eastAsia="맑은 고딕"/>
           <w:b/>
-          <w:sz w:val="20"/>
+          <w:color w:val="4B5563"/>
+          <w:sz w:val="22"/>
         </w:rPr>
-        <w:t>■ 위치 : 235</w:t>
-        <w:br/>
-      </w:r>
-      <w:r>
-        <w:rPr w:rFonts="맑은 고딕">
-          <w:rFonts w:ascii="맑은 고딕" w:hAnsi="맑은 고딕" w:eastAsia="맑은 고딕"/>
-          <w:b/>
-          <w:sz w:val="20"/>
-        </w:rPr>
-        <w:t>■ 아티스트 : Chicago</w:t>
-        <w:br/>
-      </w:r>
-      <w:r>
-        <w:rPr w:rFonts="맑은 고딕">
-          <w:rFonts w:ascii="맑은 고딕" w:hAnsi="맑은 고딕" w:eastAsia="맑은 고딕"/>
-          <w:b/>
-          <w:sz w:val="20"/>
-        </w:rPr>
-        <w:t>■ 앨범명 : The Heart of Chicago</w:t>
-        <w:br/>
-      </w:r>
-      <w:r>
-        <w:rPr w:rFonts="맑은 고딕">
-          <w:rFonts w:ascii="맑은 고딕" w:hAnsi="맑은 고딕" w:eastAsia="맑은 고딕"/>
-          <w:b w:val="0"/>
-          <w:sz w:val="20"/>
-        </w:rPr>
-        <w:t>■ 음반 레이블 : ** Reprise Records</w:t>
-        <w:br/>
-      </w:r>
-      <w:r>
-        <w:rPr w:rFonts="맑은 고딕">
-          <w:rFonts w:ascii="맑은 고딕" w:hAnsi="맑은 고딕" w:eastAsia="맑은 고딕"/>
-          <w:b w:val="0"/>
-          <w:sz w:val="20"/>
-        </w:rPr>
-        <w:t>■ 발매년도 : ** 1989</w:t>
-        <w:br/>
-      </w:r>
-      <w:r>
-        <w:rPr w:rFonts="맑은 고딕">
-          <w:rFonts w:ascii="맑은 고딕" w:hAnsi="맑은 고딕" w:eastAsia="맑은 고딕"/>
-          <w:b w:val="0"/>
-          <w:sz w:val="20"/>
-        </w:rPr>
-        <w:t>■ 장르 : ** 브라스 록 (Brass Rock), 소프트 록 (Soft Rock), 팝 록 (Pop Rock)</w:t>
-        <w:br/>
-      </w:r>
-      <w:r>
-        <w:rPr w:rFonts="맑은 고딕">
-          <w:rFonts w:ascii="맑은 고딕" w:hAnsi="맑은 고딕" w:eastAsia="맑은 고딕"/>
-          <w:b w:val="0"/>
-          <w:sz w:val="20"/>
-        </w:rPr>
-        <w:t>■ 주요 수록곡 : **</w:t>
-        <w:br/>
+        <w:t>위치 :  235</w:t>
       </w:r>
     </w:p>
     <w:p>
       <w:pPr>
-        <w:spacing w:after="160"/>
+        <w:spacing w:line="324" w:lineRule="auto" w:before="80" w:after="160"/>
       </w:pPr>
       <w:r>
         <w:rPr w:rFonts="맑은 고딕">
           <w:rFonts w:ascii="맑은 고딕" w:hAnsi="맑은 고딕" w:eastAsia="맑은 고딕"/>
           <w:b/>
           <w:color w:val="1F2937"/>
-          <w:sz w:val="24"/>
+          <w:sz w:val="22"/>
         </w:rPr>
-        <w:t>■ 음반 해설 및 감상 가이드</w:t>
+        <w:t xml:space="preserve">[음반 소개] </w:t>
+      </w:r>
+      <w:r>
+        <w:rPr w:rFonts="맑은 고딕">
+          <w:rFonts w:ascii="맑은 고딕" w:hAnsi="맑은 고딕" w:eastAsia="맑은 고딕"/>
+          <w:b w:val="0"/>
+          <w:sz w:val="21"/>
+        </w:rPr>
       </w:r>
     </w:p>
     <w:p>
       <w:pPr>
-        <w:spacing w:line="312" w:lineRule="auto" w:after="120"/>
+        <w:spacing w:line="324" w:lineRule="auto" w:after="120"/>
       </w:pPr>
       <w:r>
         <w:rPr w:rFonts="맑은 고딕">
@@ -108,64 +61,516 @@
           <w:b w:val="0"/>
           <w:sz w:val="21"/>
         </w:rPr>
-        <w:t>**</w:t>
+        <w:t>시카고의 찬란했던 음악 여정을 한 줄기 서정의 빛으로 갈무리한 *The Heart of Chicago*는 브라스 록의 웅장함과 어덜트 컨템퍼러리 발라드의 극치를 한 품에 안겨주는 걸작 선집입니다. 1970년대의 도회적 활력과 1980년대 프로듀서 데이비드 포스터와 함께 빚어낸 감미로운 선율의 정수가 이 한 장의 바이닐 위에 오롯이 아로새겨져 있습니다. 시대를 초월하여 수많은 청춘의 가슴을 울렸던 불멸의 멜로디는 LP 특유의 따스한 온기를 입고 오늘날에도 깊은 심상의 잔향을 남깁니다. 황금기 팝 사운드의 우아함과 세련미를 가장 이상적인 형태로 조망할 수 있는, 클래식 애호가들에게도 깊은 감흥을 선사하는 귀한 음악적 유산입니다.</w:t>
       </w:r>
     </w:p>
     <w:p>
       <w:pPr>
-        <w:spacing w:line="312" w:lineRule="auto" w:after="120"/>
+        <w:spacing w:line="324" w:lineRule="auto" w:before="200" w:after="80"/>
       </w:pPr>
+      <w:r>
+        <w:rPr w:rFonts="맑은 고딕">
+          <w:rFonts w:ascii="맑은 고딕" w:hAnsi="맑은 고딕" w:eastAsia="맑은 고딕"/>
+          <w:b/>
+          <w:color w:val="1E3A8A"/>
+          <w:sz w:val="24"/>
+        </w:rPr>
+        <w:t>1. 음반 데이터</w:t>
+      </w:r>
+    </w:p>
+    <w:p>
+      <w:pPr>
+        <w:spacing w:line="324" w:lineRule="auto" w:after="80"/>
+      </w:pPr>
+      <w:r>
+        <w:rPr w:rFonts="맑은 고딕">
+          <w:rFonts w:ascii="맑은 고딕" w:hAnsi="맑은 고딕" w:eastAsia="맑은 고딕"/>
+          <w:b w:val="0"/>
+          <w:color w:val="6B7280"/>
+          <w:sz w:val="21"/>
+        </w:rPr>
+        <w:t xml:space="preserve">· </w:t>
+      </w:r>
+      <w:r>
+        <w:rPr w:rFonts="맑은 고딕">
+          <w:rFonts w:ascii="맑은 고딕" w:hAnsi="맑은 고딕" w:eastAsia="맑은 고딕"/>
+          <w:b/>
+          <w:color w:val="1F2937"/>
+          <w:sz w:val="21"/>
+        </w:rPr>
+        <w:t xml:space="preserve">앨범명: </w:t>
+      </w:r>
       <w:r>
         <w:rPr w:rFonts="맑은 고딕">
           <w:rFonts w:ascii="맑은 고딕" w:hAnsi="맑은 고딕" w:eastAsia="맑은 고딕"/>
           <w:b w:val="0"/>
           <w:sz w:val="21"/>
         </w:rPr>
-        <w:t>미국 록 역사상 가장 성공적인 밴드 중 하나로 꼽히는 시카고(Chicago)의 《The Heart of Chicago》는 이들이 1970년대 후반부터 1980년대 후반까지 발표하며 세계적인 사랑을 받은 명품 발라드와 팝 록 히트곡들을 한데 모은 정수(精髓)와도 같은 베스트 음반입니다. 재즈 록과 브라스 록의 선구자로 출발했던 시카고는 시대의 흐름에 맞춰 세련되고 서정적인 소프트 록으로 음악적 스펙트럼을 성공적으로 확장하였으며, 본 음반은 그 찬란했던 정점을 명확하게 증명하고 있습니다.</w:t>
+        <w:t>The Heart of Chicago</w:t>
       </w:r>
     </w:p>
     <w:p>
       <w:pPr>
-        <w:spacing w:line="312" w:lineRule="auto" w:after="120"/>
+        <w:spacing w:line="324" w:lineRule="auto" w:after="80"/>
       </w:pPr>
+      <w:r>
+        <w:rPr w:rFonts="맑은 고딕">
+          <w:rFonts w:ascii="맑은 고딕" w:hAnsi="맑은 고딕" w:eastAsia="맑은 고딕"/>
+          <w:b w:val="0"/>
+          <w:color w:val="6B7280"/>
+          <w:sz w:val="21"/>
+        </w:rPr>
+        <w:t xml:space="preserve">· </w:t>
+      </w:r>
+      <w:r>
+        <w:rPr w:rFonts="맑은 고딕">
+          <w:rFonts w:ascii="맑은 고딕" w:hAnsi="맑은 고딕" w:eastAsia="맑은 고딕"/>
+          <w:b/>
+          <w:color w:val="1F2937"/>
+          <w:sz w:val="21"/>
+        </w:rPr>
+        <w:t xml:space="preserve">아티스트: </w:t>
+      </w:r>
       <w:r>
         <w:rPr w:rFonts="맑은 고딕">
           <w:rFonts w:ascii="맑은 고딕" w:hAnsi="맑은 고딕" w:eastAsia="맑은 고딕"/>
           <w:b w:val="0"/>
           <w:sz w:val="21"/>
         </w:rPr>
-        <w:t>음악적으로 이 앨범은 시카고 특유의 화려하고 풍성한 브라스 섹션(트럼펫, 트롬본, 색소폰)에 전설적인 프로듀서 데이비드 포스터(David Foster)의 세련된 아방가르드적 스튜디오 프로덕션이 결합한 절묘한 조화를 보여줍니다. 피터 세테라(Peter Cetera)의 미성(美聲)이 돋보이는 애절한 테너 보컬과 빌 챔플린(Bill Champlin)의 거칠면서도 호소력 짙은 보이스는 감성의 깊이를 더하며, 웅장한 아날로그 신디사이저와 정교하게 편성된 오케스트레이션은 수록곡 전체에 걸쳐 고전적인 품격을 더해줍니다.</w:t>
+        <w:t>Chicago (시카고)</w:t>
       </w:r>
     </w:p>
     <w:p>
       <w:pPr>
-        <w:spacing w:line="312" w:lineRule="auto" w:after="120"/>
+        <w:spacing w:line="324" w:lineRule="auto" w:after="80"/>
       </w:pPr>
+      <w:r>
+        <w:rPr w:rFonts="맑은 고딕">
+          <w:rFonts w:ascii="맑은 고딕" w:hAnsi="맑은 고딕" w:eastAsia="맑은 고딕"/>
+          <w:b w:val="0"/>
+          <w:color w:val="6B7280"/>
+          <w:sz w:val="21"/>
+        </w:rPr>
+        <w:t xml:space="preserve">· </w:t>
+      </w:r>
+      <w:r>
+        <w:rPr w:rFonts="맑은 고딕">
+          <w:rFonts w:ascii="맑은 고딕" w:hAnsi="맑은 고딕" w:eastAsia="맑은 고딕"/>
+          <w:b/>
+          <w:color w:val="1F2937"/>
+          <w:sz w:val="21"/>
+        </w:rPr>
+        <w:t xml:space="preserve">발매 정보: </w:t>
+      </w:r>
       <w:r>
         <w:rPr w:rFonts="맑은 고딕">
           <w:rFonts w:ascii="맑은 고딕" w:hAnsi="맑은 고딕" w:eastAsia="맑은 고딕"/>
           <w:b w:val="0"/>
           <w:sz w:val="21"/>
         </w:rPr>
-        <w:t>앨범의 포문을 여는 대표곡 "If You Leave Me Now"는 시카고에게 첫 빌보드 싱글 차트 1위와 그래미 어워드의 영예를 안겨준 불후의 명곡으로, 어쿠스틱 기타와 아늑한 관악기 선율이 감성적으로 어우러집니다. 이어지는 "Hard to Say I'm Sorry"와 "You're the Inspiration"은 1980년대 팝 발라드의 정석을 보여주는 곡들로, 감미로운 멜로디 라인과 드라마틱한 곡 전개가 듣는 이의 마음을 매혹시킵니다. 또한 다이안 워렌(Diane Warren)이 작곡하고 1989년 빌보드 연간 차트 1위를 차지했던 "Look Away"는 밴드의 세련된 감각이 여전히 유효함을 입증하는 명작입니다.</w:t>
+        <w:t>밴드의 결성 이래 축적된 독보적인 음악적 성취와 대중적 성공을 집대성하여 발표된 베스트 앨범으로, 록과 재즈, 팝 클래식의 경계를 유려하게 넘나들며 전 세계를 매료시켰던 시카고 음악의 정수를 선별해 정중하게 엮어낸 기념비적 음반입니다.</w:t>
       </w:r>
     </w:p>
     <w:p>
       <w:pPr>
-        <w:spacing w:line="312" w:lineRule="auto" w:after="120"/>
+        <w:spacing w:line="324" w:lineRule="auto" w:after="80"/>
       </w:pPr>
+      <w:r>
+        <w:rPr w:rFonts="맑은 고딕">
+          <w:rFonts w:ascii="맑은 고딕" w:hAnsi="맑은 고딕" w:eastAsia="맑은 고딕"/>
+          <w:b w:val="0"/>
+          <w:color w:val="6B7280"/>
+          <w:sz w:val="21"/>
+        </w:rPr>
+        <w:t xml:space="preserve">· </w:t>
+      </w:r>
+      <w:r>
+        <w:rPr w:rFonts="맑은 고딕">
+          <w:rFonts w:ascii="맑은 고딕" w:hAnsi="맑은 고딕" w:eastAsia="맑은 고딕"/>
+          <w:b/>
+          <w:color w:val="1F2937"/>
+          <w:sz w:val="21"/>
+        </w:rPr>
+        <w:t xml:space="preserve">LP 인기도(판매량): </w:t>
+      </w:r>
       <w:r>
         <w:rPr w:rFonts="맑은 고딕">
           <w:rFonts w:ascii="맑은 고딕" w:hAnsi="맑은 고딕" w:eastAsia="맑은 고딕"/>
           <w:b w:val="0"/>
           <w:sz w:val="21"/>
         </w:rPr>
-        <w:t>LP LP 바이닐 판형으로 감상하는 《The Heart of Chicago》는 디지털 음원에서는 느끼기 힘든 특유의 따뜻함과 깊은 공명감을 선사합니다. 풍성한 관악기의 질감과 섬세한 보컬의 숨소리가 바이닐의 미세한 소리와 어우러질 때, 감상자는 80년대 로맨틱 팝 음악이 선사하는 최고의 서정성에 몰입하게 됩니다. 음악적 성숙기와 대중적 성공을 동시에 쥐었던 시카고의 진면목을 확인하고자 하는 소장가에게 이 음반은 대체 불가능한 클래식입니다.</w:t>
+        <w:t>발매 직후 전 세계 주요 앨범 차트 상위권에 오르며 수많은 국가에서 멀티 플래티넘과 골드 레코드를 기록하였고, 세대를 초월하여 폭넓은 사랑을 받으며 밴드의 압도적인 음반 판매 파워를 다시 한번 입증했습니다.</w:t>
+      </w:r>
+    </w:p>
+    <w:p>
+      <w:pPr>
+        <w:spacing w:line="324" w:lineRule="auto" w:after="80"/>
+      </w:pPr>
+      <w:r>
+        <w:rPr w:rFonts="맑은 고딕">
+          <w:rFonts w:ascii="맑은 고딕" w:hAnsi="맑은 고딕" w:eastAsia="맑은 고딕"/>
+          <w:b w:val="0"/>
+          <w:color w:val="6B7280"/>
+          <w:sz w:val="21"/>
+        </w:rPr>
+        <w:t xml:space="preserve">· </w:t>
+      </w:r>
+      <w:r>
+        <w:rPr w:rFonts="맑은 고딕">
+          <w:rFonts w:ascii="맑은 고딕" w:hAnsi="맑은 고딕" w:eastAsia="맑은 고딕"/>
+          <w:b/>
+          <w:color w:val="1F2937"/>
+          <w:sz w:val="21"/>
+        </w:rPr>
+        <w:t xml:space="preserve">각종 수상경력: </w:t>
+      </w:r>
+      <w:r>
+        <w:rPr w:rFonts="맑은 고딕">
+          <w:rFonts w:ascii="맑은 고딕" w:hAnsi="맑은 고딕" w:eastAsia="맑은 고딕"/>
+          <w:b w:val="0"/>
+          <w:sz w:val="21"/>
+        </w:rPr>
+        <w:t>그래미 어워드 수상에 빛나는 밴드의 음악적 권위와 훗날 '로큰롤 명예의 전당' 헌액으로 이어진 역사적 평가를 대변하며, 수록곡 대다수가 빌보드 핫 100 1위 및 톱 텐을 석권했던 공인된 명작들로 채워져 있습니다.</w:t>
+      </w:r>
+    </w:p>
+    <w:p>
+      <w:pPr>
+        <w:spacing w:line="324" w:lineRule="auto" w:before="200" w:after="80"/>
+      </w:pPr>
+      <w:r>
+        <w:rPr w:rFonts="맑은 고딕">
+          <w:rFonts w:ascii="맑은 고딕" w:hAnsi="맑은 고딕" w:eastAsia="맑은 고딕"/>
+          <w:b/>
+          <w:color w:val="1E3A8A"/>
+          <w:sz w:val="24"/>
+        </w:rPr>
+        <w:t>2. 아티스트 정보</w:t>
+      </w:r>
+    </w:p>
+    <w:p>
+      <w:pPr>
+        <w:spacing w:line="324" w:lineRule="auto" w:after="80"/>
+      </w:pPr>
+      <w:r>
+        <w:rPr w:rFonts="맑은 고딕">
+          <w:rFonts w:ascii="맑은 고딕" w:hAnsi="맑은 고딕" w:eastAsia="맑은 고딕"/>
+          <w:b w:val="0"/>
+          <w:color w:val="6B7280"/>
+          <w:sz w:val="21"/>
+        </w:rPr>
+        <w:t xml:space="preserve">· </w:t>
+      </w:r>
+      <w:r>
+        <w:rPr w:rFonts="맑은 고딕">
+          <w:rFonts w:ascii="맑은 고딕" w:hAnsi="맑은 고딕" w:eastAsia="맑은 고딕"/>
+          <w:b/>
+          <w:color w:val="1F2937"/>
+          <w:sz w:val="21"/>
+        </w:rPr>
+        <w:t xml:space="preserve">국적: </w:t>
+      </w:r>
+      <w:r>
+        <w:rPr w:rFonts="맑은 고딕">
+          <w:rFonts w:ascii="맑은 고딕" w:hAnsi="맑은 고딕" w:eastAsia="맑은 고딕"/>
+          <w:b w:val="0"/>
+          <w:sz w:val="21"/>
+        </w:rPr>
+        <w:t>미국 (United States of America)</w:t>
+      </w:r>
+    </w:p>
+    <w:p>
+      <w:pPr>
+        <w:spacing w:line="324" w:lineRule="auto" w:after="80"/>
+      </w:pPr>
+      <w:r>
+        <w:rPr w:rFonts="맑은 고딕">
+          <w:rFonts w:ascii="맑은 고딕" w:hAnsi="맑은 고딕" w:eastAsia="맑은 고딕"/>
+          <w:b w:val="0"/>
+          <w:color w:val="6B7280"/>
+          <w:sz w:val="21"/>
+        </w:rPr>
+        <w:t xml:space="preserve">· </w:t>
+      </w:r>
+      <w:r>
+        <w:rPr w:rFonts="맑은 고딕">
+          <w:rFonts w:ascii="맑은 고딕" w:hAnsi="맑은 고딕" w:eastAsia="맑은 고딕"/>
+          <w:b/>
+          <w:color w:val="1F2937"/>
+          <w:sz w:val="21"/>
+        </w:rPr>
+        <w:t xml:space="preserve">생몰년도: </w:t>
+      </w:r>
+      <w:r>
+        <w:rPr w:rFonts="맑은 고딕">
+          <w:rFonts w:ascii="맑은 고딕" w:hAnsi="맑은 고딕" w:eastAsia="맑은 고딕"/>
+          <w:b w:val="0"/>
+          <w:sz w:val="21"/>
+        </w:rPr>
+        <w:t>1967년 결성 ~ 현재 활동 중</w:t>
+      </w:r>
+    </w:p>
+    <w:p>
+      <w:pPr>
+        <w:spacing w:line="324" w:lineRule="auto" w:after="80"/>
+      </w:pPr>
+      <w:r>
+        <w:rPr w:rFonts="맑은 고딕">
+          <w:rFonts w:ascii="맑은 고딕" w:hAnsi="맑은 고딕" w:eastAsia="맑은 고딕"/>
+          <w:b w:val="0"/>
+          <w:color w:val="6B7280"/>
+          <w:sz w:val="21"/>
+        </w:rPr>
+        <w:t xml:space="preserve">· </w:t>
+      </w:r>
+      <w:r>
+        <w:rPr w:rFonts="맑은 고딕">
+          <w:rFonts w:ascii="맑은 고딕" w:hAnsi="맑은 고딕" w:eastAsia="맑은 고딕"/>
+          <w:b/>
+          <w:color w:val="1F2937"/>
+          <w:sz w:val="21"/>
+        </w:rPr>
+        <w:t xml:space="preserve">그룹 소속: </w:t>
+      </w:r>
+      <w:r>
+        <w:rPr w:rFonts="맑은 고딕">
+          <w:rFonts w:ascii="맑은 고딕" w:hAnsi="맑은 고딕" w:eastAsia="맑은 고딕"/>
+          <w:b w:val="0"/>
+          <w:sz w:val="21"/>
+        </w:rPr>
+        <w:t>그룹</w:t>
+      </w:r>
+    </w:p>
+    <w:p>
+      <w:pPr>
+        <w:spacing w:line="324" w:lineRule="auto" w:after="80"/>
+      </w:pPr>
+      <w:r>
+        <w:rPr w:rFonts="맑은 고딕">
+          <w:rFonts w:ascii="맑은 고딕" w:hAnsi="맑은 고딕" w:eastAsia="맑은 고딕"/>
+          <w:b w:val="0"/>
+          <w:color w:val="6B7280"/>
+          <w:sz w:val="21"/>
+        </w:rPr>
+        <w:t xml:space="preserve">· </w:t>
+      </w:r>
+      <w:r>
+        <w:rPr w:rFonts="맑은 고딕">
+          <w:rFonts w:ascii="맑은 고딕" w:hAnsi="맑은 고딕" w:eastAsia="맑은 고딕"/>
+          <w:b/>
+          <w:color w:val="1F2937"/>
+          <w:sz w:val="21"/>
+        </w:rPr>
+        <w:t xml:space="preserve">아티스트 소개: </w:t>
+      </w:r>
+      <w:r>
+        <w:rPr w:rFonts="맑은 고딕">
+          <w:rFonts w:ascii="맑은 고딕" w:hAnsi="맑은 고딕" w:eastAsia="맑은 고딕"/>
+          <w:b w:val="0"/>
+          <w:sz w:val="21"/>
+        </w:rPr>
+        <w:t>'혼 섹션을 품은 로큰롤 밴드'라는 파격적인 편성으로 출발하여 재즈, 록, 클래식 화성을 결합한 독창적인 사운드로 대중음악사에 굵직한 족적을 남겼습니다. 이후 피터 세테라의 호소력 짙은 보컬과 유려한 발라드로 스타일을 확장하며 빌보드 차트의 정상을 수놓았고, 반세기가 넘는 세월 동안 독보적인 품격을 지켜온 팝-록의 살아있는 전설입니다.</w:t>
+      </w:r>
+    </w:p>
+    <w:p>
+      <w:pPr>
+        <w:spacing w:line="324" w:lineRule="auto" w:before="200" w:after="80"/>
+      </w:pPr>
+      <w:r>
+        <w:rPr w:rFonts="맑은 고딕">
+          <w:rFonts w:ascii="맑은 고딕" w:hAnsi="맑은 고딕" w:eastAsia="맑은 고딕"/>
+          <w:b/>
+          <w:color w:val="1E3A8A"/>
+          <w:sz w:val="24"/>
+        </w:rPr>
+        <w:t>3. 음반 상세 분석</w:t>
+      </w:r>
+    </w:p>
+    <w:p>
+      <w:pPr>
+        <w:spacing w:line="324" w:lineRule="auto" w:after="80"/>
+      </w:pPr>
+      <w:r>
+        <w:rPr w:rFonts="맑은 고딕">
+          <w:rFonts w:ascii="맑은 고딕" w:hAnsi="맑은 고딕" w:eastAsia="맑은 고딕"/>
+          <w:b w:val="0"/>
+          <w:color w:val="6B7280"/>
+          <w:sz w:val="21"/>
+        </w:rPr>
+        <w:t xml:space="preserve">· </w:t>
+      </w:r>
+      <w:r>
+        <w:rPr w:rFonts="맑은 고딕">
+          <w:rFonts w:ascii="맑은 고딕" w:hAnsi="맑은 고딕" w:eastAsia="맑은 고딕"/>
+          <w:b/>
+          <w:color w:val="1F2937"/>
+          <w:sz w:val="21"/>
+        </w:rPr>
+        <w:t xml:space="preserve">역사적 위치: </w:t>
+      </w:r>
+      <w:r>
+        <w:rPr w:rFonts="맑은 고딕">
+          <w:rFonts w:ascii="맑은 고딕" w:hAnsi="맑은 고딕" w:eastAsia="맑은 고딕"/>
+          <w:b w:val="0"/>
+          <w:sz w:val="21"/>
+        </w:rPr>
+        <w:t>1970년대의 실험적이고 호방한 브라스 록 사운드와 1980년대의 매끄럽고 서정적인 AOR(Adult Oriented Rock)의 정점을 잇는 거대한 음악사적 교각입니다. 관악기의 다채로운 편곡과 대중적인 팝 멜로디의 완벽한 조화를 제시함으로써 현대 대중음악의 오케스트레이션과 스튜디오 프로덕션 미학의 모범을 보여준 앨범입니다.</w:t>
+      </w:r>
+    </w:p>
+    <w:p>
+      <w:pPr>
+        <w:spacing w:line="324" w:lineRule="auto" w:after="80"/>
+      </w:pPr>
+      <w:r>
+        <w:rPr w:rFonts="맑은 고딕">
+          <w:rFonts w:ascii="맑은 고딕" w:hAnsi="맑은 고딕" w:eastAsia="맑은 고딕"/>
+          <w:b w:val="0"/>
+          <w:color w:val="6B7280"/>
+          <w:sz w:val="21"/>
+        </w:rPr>
+        <w:t xml:space="preserve">· </w:t>
+      </w:r>
+      <w:r>
+        <w:rPr w:rFonts="맑은 고딕">
+          <w:rFonts w:ascii="맑은 고딕" w:hAnsi="맑은 고딕" w:eastAsia="맑은 고딕"/>
+          <w:b/>
+          <w:color w:val="1F2937"/>
+          <w:sz w:val="21"/>
+        </w:rPr>
+        <w:t xml:space="preserve">시대의 흔적(스토리텔링): </w:t>
+      </w:r>
+      <w:r>
+        <w:rPr w:rFonts="맑은 고딕">
+          <w:rFonts w:ascii="맑은 고딕" w:hAnsi="맑은 고딕" w:eastAsia="맑은 고딕"/>
+          <w:b w:val="0"/>
+          <w:sz w:val="21"/>
+        </w:rPr>
+        <w:t>찬란했던 80년대 라디오 전파를 타고 도심의 밤거리를 물들였던 선율들은 당시 청춘들의 사랑과 낭만, 이별의 순간마다 가장 찬란한 배경음악이 되어 주었습니다. 바이닐의 소리골마다 스며있는 아련한 정서는 카세트테이프와 턴테이블을 통해 음악을 온몸으로 받아들이던 그 시절 특유의 서정적 공기와 따뜻한 감수성을 고스란히 복원해 냅니다.</w:t>
+      </w:r>
+    </w:p>
+    <w:p>
+      <w:pPr>
+        <w:spacing w:line="324" w:lineRule="auto" w:before="200" w:after="80"/>
+      </w:pPr>
+      <w:r>
+        <w:rPr w:rFonts="맑은 고딕">
+          <w:rFonts w:ascii="맑은 고딕" w:hAnsi="맑은 고딕" w:eastAsia="맑은 고딕"/>
+          <w:b/>
+          <w:color w:val="1E3A8A"/>
+          <w:sz w:val="24"/>
+        </w:rPr>
+        <w:t>4. 주요 수록곡 및 감상 제언</w:t>
+      </w:r>
+    </w:p>
+    <w:p>
+      <w:pPr>
+        <w:spacing w:line="324" w:lineRule="auto" w:after="80"/>
+      </w:pPr>
+      <w:r>
+        <w:rPr w:rFonts="맑은 고딕">
+          <w:rFonts w:ascii="맑은 고딕" w:hAnsi="맑은 고딕" w:eastAsia="맑은 고딕"/>
+          <w:b w:val="0"/>
+          <w:color w:val="6B7280"/>
+          <w:sz w:val="21"/>
+        </w:rPr>
+        <w:t xml:space="preserve">· </w:t>
+      </w:r>
+      <w:r>
+        <w:rPr w:rFonts="맑은 고딕">
+          <w:rFonts w:ascii="맑은 고딕" w:hAnsi="맑은 고딕" w:eastAsia="맑은 고딕"/>
+          <w:b/>
+          <w:color w:val="1F2937"/>
+          <w:sz w:val="21"/>
+        </w:rPr>
+        <w:t xml:space="preserve">주요 수록곡 특징: </w:t>
+      </w:r>
+      <w:r>
+        <w:rPr w:rFonts="맑은 고딕">
+          <w:rFonts w:ascii="맑은 고딕" w:hAnsi="맑은 고딕" w:eastAsia="맑은 고딕"/>
+          <w:b w:val="0"/>
+          <w:sz w:val="21"/>
+        </w:rPr>
+        <w:t>애절한 피아노 선율 뒤로 폭발하는 보컬과 드라마틱한 브라스가 일품인 세기의 명곡 'Hard to Say I'm Sorry', 데이비드 포스터 특유의 정교한 프로듀싱과 낭만성이 극대화된 'You're the Inspiration', 그리고 초기 시카고의 활기찬 관악 편곡이 돋보이는 'Saturday in the Park' 등 시대를 풍미한 명선율들이 유기적인 서사로 이어집니다.</w:t>
+      </w:r>
+    </w:p>
+    <w:p>
+      <w:pPr>
+        <w:spacing w:line="324" w:lineRule="auto" w:after="80"/>
+      </w:pPr>
+      <w:r>
+        <w:rPr w:rFonts="맑은 고딕">
+          <w:rFonts w:ascii="맑은 고딕" w:hAnsi="맑은 고딕" w:eastAsia="맑은 고딕"/>
+          <w:b w:val="0"/>
+          <w:color w:val="6B7280"/>
+          <w:sz w:val="21"/>
+        </w:rPr>
+        <w:t xml:space="preserve">· </w:t>
+      </w:r>
+      <w:r>
+        <w:rPr w:rFonts="맑은 고딕">
+          <w:rFonts w:ascii="맑은 고딕" w:hAnsi="맑은 고딕" w:eastAsia="맑은 고딕"/>
+          <w:b/>
+          <w:color w:val="1F2937"/>
+          <w:sz w:val="21"/>
+        </w:rPr>
+        <w:t xml:space="preserve">빈티지 감상 제언: </w:t>
+      </w:r>
+      <w:r>
+        <w:rPr w:rFonts="맑은 고딕">
+          <w:rFonts w:ascii="맑은 고딕" w:hAnsi="맑은 고딕" w:eastAsia="맑은 고딕"/>
+          <w:b w:val="0"/>
+          <w:sz w:val="21"/>
+        </w:rPr>
+        <w:t>턴테이블의 카트리지가 그루브를 긁으며 흘러나오는 브라스의 두터운 질감과 어쿠스틱 피아노의 맑은 타건음은 진공관 앰프를 거칠 때 비로소 진정한 생명력을 얻습니다. 디지털 음원에서는 느끼기 힘든 풍성한 배음과 중역대의 온화함이 리스닝 룸을 가득 메우며 마치 눈앞에서 악기들이 숨 쉬는 듯한 감동을 전합니다.</w:t>
+      </w:r>
+    </w:p>
+    <w:p>
+      <w:pPr>
+        <w:spacing w:line="324" w:lineRule="auto" w:after="80"/>
+      </w:pPr>
+      <w:r>
+        <w:rPr w:rFonts="맑은 고딕">
+          <w:rFonts w:ascii="맑은 고딕" w:hAnsi="맑은 고딕" w:eastAsia="맑은 고딕"/>
+          <w:b w:val="0"/>
+          <w:color w:val="6B7280"/>
+          <w:sz w:val="21"/>
+        </w:rPr>
+        <w:t xml:space="preserve">· </w:t>
+      </w:r>
+      <w:r>
+        <w:rPr w:rFonts="맑은 고딕">
+          <w:rFonts w:ascii="맑은 고딕" w:hAnsi="맑은 고딕" w:eastAsia="맑은 고딕"/>
+          <w:b/>
+          <w:color w:val="1F2937"/>
+          <w:sz w:val="21"/>
+        </w:rPr>
+        <w:t xml:space="preserve">소장 가치: </w:t>
+      </w:r>
+      <w:r>
+        <w:rPr w:rFonts="맑은 고딕">
+          <w:rFonts w:ascii="맑은 고딕" w:hAnsi="맑은 고딕" w:eastAsia="맑은 고딕"/>
+          <w:b w:val="0"/>
+          <w:sz w:val="21"/>
+        </w:rPr>
+        <w:t>한 시대를 풍미한 위대한 밴드의 전성기 명곡들을 온전한 아날로그 사운드로 감상할 수 있다는 점에서 영구적인 소장 가치를 지닙니다. 유려한 앨범 아트워크와 함께 팝 음악의 황금기를 증언하는 상징적인 명반으로, 클래식과 정통 팝을 아끼는 바이닐 컬렉터의 서가에 반드시 자리해야 할 필수적인 소장품입니다.</w:t>
+      </w:r>
+    </w:p>
+    <w:p>
+      <w:pPr>
+        <w:spacing w:line="324" w:lineRule="auto" w:after="120" w:before="160"/>
+      </w:pPr>
+      <w:r>
+        <w:rPr w:rFonts="맑은 고딕">
+          <w:rFonts w:ascii="맑은 고딕" w:hAnsi="맑은 고딕" w:eastAsia="맑은 고딕"/>
+          <w:b/>
+          <w:color w:val="4338CA"/>
+          <w:sz w:val="21"/>
+        </w:rPr>
+        <w:t>이 음반을 통해 턴테이블의 그루브를 타고 흐르는 황금빛 멜로디와 시카고의 서정적 하모니가 전해주는 감동을 다시 한번 경험해 보시는 것은 어떨까요?</w:t>
       </w:r>
     </w:p>
     <w:sectPr>
       <w:pgSz w:w="12240" w:h="15840"/>
-      <w:pgMar w:top="1440" w:right="1440" w:bottom="1440" w:left="1440" w:header="720" w:footer="720" w:gutter="0"/>
+      <w:pgMar w:top="1152" w:right="1296" w:bottom="1152" w:left="1296" w:header="720" w:footer="720" w:gutter="0"/>
       <w:cols w:space="720"/>
       <w:docGrid w:linePitch="360"/>
     </w:sectPr>

--- a/word_reports/LP_0106_위치_235_Chicago_The Heart of Chic.docx
+++ b/word_reports/LP_0106_위치_235_Chicago_The Heart of Chic.docx
@@ -32,7 +32,7 @@
     </w:p>
     <w:p>
       <w:pPr>
-        <w:spacing w:line="324" w:lineRule="auto" w:before="80" w:after="160"/>
+        <w:spacing w:line="324" w:lineRule="auto" w:before="80" w:after="120"/>
       </w:pPr>
       <w:r>
         <w:rPr w:rFonts="맑은 고딕">
@@ -42,13 +42,6 @@
           <w:sz w:val="22"/>
         </w:rPr>
         <w:t xml:space="preserve">[음반 소개] </w:t>
-      </w:r>
-      <w:r>
-        <w:rPr w:rFonts="맑은 고딕">
-          <w:rFonts w:ascii="맑은 고딕" w:hAnsi="맑은 고딕" w:eastAsia="맑은 고딕"/>
-          <w:b w:val="0"/>
-          <w:sz w:val="21"/>
-        </w:rPr>
       </w:r>
     </w:p>
     <w:p>
@@ -61,7 +54,33 @@
           <w:b w:val="0"/>
           <w:sz w:val="21"/>
         </w:rPr>
-        <w:t>시카고의 찬란했던 음악 여정을 한 줄기 서정의 빛으로 갈무리한 *The Heart of Chicago*는 브라스 록의 웅장함과 어덜트 컨템퍼러리 발라드의 극치를 한 품에 안겨주는 걸작 선집입니다. 1970년대의 도회적 활력과 1980년대 프로듀서 데이비드 포스터와 함께 빚어낸 감미로운 선율의 정수가 이 한 장의 바이닐 위에 오롯이 아로새겨져 있습니다. 시대를 초월하여 수많은 청춘의 가슴을 울렸던 불멸의 멜로디는 LP 특유의 따스한 온기를 입고 오늘날에도 깊은 심상의 잔향을 남깁니다. 황금기 팝 사운드의 우아함과 세련미를 가장 이상적인 형태로 조망할 수 있는, 클래식 애호가들에게도 깊은 감흥을 선사하는 귀한 음악적 유산입니다.</w:t>
+        <w:t>도시의 차가운 빌딩 숲 사이로 온기 가득한 브라스의 숨결을 불어넣었던 밴드, 시카고(Chicago)의 음악적 정수를 집대성한 음반이 바로 《The Heart of Chicago》입니다. 1960년대 후반 '브라스 록(Brass Rock)'이라는 전무후무한 장르를 개척하며 재즈의 복합적인 화성과 록의 역동성을 결합했던 이들은, 1980년대에 이르러 프로듀서 데이비드 포스터(David Foster)와의 운명적인 조우를 통해 시대를 초월하는 어덜트 컨템포러리 팝 발라드의 제왕으로 거듭났습니다. 본 작은 그 찬란했던 변천사 중에서도 대중의 심장을 가장 뜨겁게 뒤흔들었던 황금기 멜로디들을 한 편의 유려한 서사시처럼 엮어낸 걸작 모음집입니다.</w:t>
+      </w:r>
+    </w:p>
+    <w:p>
+      <w:pPr>
+        <w:spacing w:line="324" w:lineRule="auto" w:after="120"/>
+      </w:pPr>
+      <w:r>
+        <w:rPr w:rFonts="맑은 고딕">
+          <w:rFonts w:ascii="맑은 고딕" w:hAnsi="맑은 고딕" w:eastAsia="맑은 고딕"/>
+          <w:b w:val="0"/>
+          <w:sz w:val="21"/>
+        </w:rPr>
+        <w:t>음악사적으로 이 앨범은 록 밴드의 형태를 띠면서도 클래시컬한 관악 오케스트레이션과 세련된 건반 편곡을 완벽히 융합해 낸 대중음악의 기술적·예술적 성취를 대변합니다. 시카고는 단순한 유행가 이상의 조화와 균형을 추구했으며, 날카로운 금관악기의 포효 뒤에 피터 세테라(Peter Cetera) 특유의 섬세하고도 애절한 미성을 배치하여 청자에게 감정의 극적인 카타르시스를 선사했습니다. 사랑과 상실, 그리움이라는 보편적인 인간의 감정을 이토록 정교한 화성학과 드라마틱한 멜로디로 풀어낸 밴드는 팝 역사상 흔치 않습니다.</w:t>
+      </w:r>
+    </w:p>
+    <w:p>
+      <w:pPr>
+        <w:spacing w:line="324" w:lineRule="auto" w:after="120"/>
+      </w:pPr>
+      <w:r>
+        <w:rPr w:rFonts="맑은 고딕">
+          <w:rFonts w:ascii="맑은 고딕" w:hAnsi="맑은 고딕" w:eastAsia="맑은 고딕"/>
+          <w:b w:val="0"/>
+          <w:sz w:val="21"/>
+        </w:rPr>
+        <w:t>세월이 흘러 디지털 음원의 차가운 무결성이 지배하는 오늘날에도, 이 앨범이 전하는 아날로그적 온기와 서정적 울림은 조금도 바래지 않았습니다. 턴테이블의 회전과 함께 흘러나오는 브라스의 두터운 질감과 유려한 피아노 타건은 듣는 이로 하여금 눈부셨던 지난날의 기억과 낭만을 소환하게 합니다. 《The Heart of Chicago》는 한 시대를 풍미했던 슈퍼 밴드의 기념비적인 기록인 동시에, 언제 꺼내 들어도 변함없이 마음을 어루만져 주는 가장 우아하고 품격 있는 음악적 안식처라 할 수 있습니다.</w:t>
       </w:r>
     </w:p>
     <w:p>
@@ -168,7 +187,7 @@
           <w:b w:val="0"/>
           <w:sz w:val="21"/>
         </w:rPr>
-        <w:t>밴드의 결성 이래 축적된 독보적인 음악적 성취와 대중적 성공을 집대성하여 발표된 베스트 앨범으로, 록과 재즈, 팝 클래식의 경계를 유려하게 넘나들며 전 세계를 매료시켰던 시카고 음악의 정수를 선별해 정중하게 엮어낸 기념비적 음반입니다.</w:t>
+        <w:t>1980년대 시카고의 최전성기 히트곡과 밴드의 서정적인 발라드 명곡들을 엄선하여 1989년 전 세계 음악 팬들에게 헌정하듯 발매된 정통 베스트 컴필레이션 음반입니다.</w:t>
       </w:r>
     </w:p>
     <w:p>
@@ -199,7 +218,7 @@
           <w:b w:val="0"/>
           <w:sz w:val="21"/>
         </w:rPr>
-        <w:t>발매 직후 전 세계 주요 앨범 차트 상위권에 오르며 수많은 국가에서 멀티 플래티넘과 골드 레코드를 기록하였고, 세대를 초월하여 폭넓은 사랑을 받으며 밴드의 압도적인 음반 판매 파워를 다시 한번 입증했습니다.</w:t>
+        <w:t>발매 직후 미국과 유럽, 아시아 등 글로벌 차트 상위권에 안착했으며, 시카고를 상징하는 롱셀러 LP로서 전 세계적으로 수백만 장 이상의 판매고를 올리며 플래티넘 인증을 획득했습니다.</w:t>
       </w:r>
     </w:p>
     <w:p>
@@ -230,7 +249,7 @@
           <w:b w:val="0"/>
           <w:sz w:val="21"/>
         </w:rPr>
-        <w:t>그래미 어워드 수상에 빛나는 밴드의 음악적 권위와 훗날 '로큰롤 명예의 전당' 헌액으로 이어진 역사적 평가를 대변하며, 수록곡 대다수가 빌보드 핫 100 1위 및 톱 텐을 석권했던 공인된 명작들로 채워져 있습니다.</w:t>
+        <w:t>수록곡 전반에 걸쳐 그래미 어워드 '최우수 팝 보컬 퍼포먼스' 수상작 및 빌보드 핫 100 1위 곡들이 대거 포진해 있으며, 밴드는 이후 로큰롤 명예의 전당과 작곡가 명예의 전당에 헌액되었습니다.</w:t>
       </w:r>
     </w:p>
     <w:p>
@@ -275,7 +294,7 @@
           <w:b w:val="0"/>
           <w:sz w:val="21"/>
         </w:rPr>
-        <w:t>미국 (United States of America)</w:t>
+        <w:t>미국 (USA)</w:t>
       </w:r>
     </w:p>
     <w:p>
@@ -306,7 +325,7 @@
           <w:b w:val="0"/>
           <w:sz w:val="21"/>
         </w:rPr>
-        <w:t>1967년 결성 ~ 현재 활동 중</w:t>
+        <w:t>1967년 결성 ~ 현재</w:t>
       </w:r>
     </w:p>
     <w:p>
@@ -337,7 +356,7 @@
           <w:b w:val="0"/>
           <w:sz w:val="21"/>
         </w:rPr>
-        <w:t>그룹</w:t>
+        <w:t>그룹 (밴드)</w:t>
       </w:r>
     </w:p>
     <w:p>
@@ -368,7 +387,7 @@
           <w:b w:val="0"/>
           <w:sz w:val="21"/>
         </w:rPr>
-        <w:t>'혼 섹션을 품은 로큰롤 밴드'라는 파격적인 편성으로 출발하여 재즈, 록, 클래식 화성을 결합한 독창적인 사운드로 대중음악사에 굵직한 족적을 남겼습니다. 이후 피터 세테라의 호소력 짙은 보컬과 유려한 발라드로 스타일을 확장하며 빌보드 차트의 정상을 수놓았고, 반세기가 넘는 세월 동안 독보적인 품격을 지켜온 팝-록의 살아있는 전설입니다.</w:t>
+        <w:t>록 사운드에 재즈풍 관악기 편곡을 도입하여 대중음악의 지평을 넓힌 미국의 전설적인 밴드입니다. 50년이 넘는 세월 동안 1억 장 이상의 앨범을 판매하고 수많은 빌보드 1위 곡을 탄생시키며 미국 팝/록 역사상 가장 상업적·비평적으로 성공한 슈퍼 밴드로 손꼽힙니다.</w:t>
       </w:r>
     </w:p>
     <w:p>
@@ -413,7 +432,7 @@
           <w:b w:val="0"/>
           <w:sz w:val="21"/>
         </w:rPr>
-        <w:t>1970년대의 실험적이고 호방한 브라스 록 사운드와 1980년대의 매끄럽고 서정적인 AOR(Adult Oriented Rock)의 정점을 잇는 거대한 음악사적 교각입니다. 관악기의 다채로운 편곡과 대중적인 팝 멜로디의 완벽한 조화를 제시함으로써 현대 대중음악의 오케스트레이션과 스튜디오 프로덕션 미학의 모범을 보여준 앨범입니다.</w:t>
+        <w:t>70년대 프로그레시브 브라스 록의 거장이었던 시카고가 80년대 웨스트코스트 AOR(Adult-Oriented Rock) 및 팝 발라드의 정점으로 자리매김했음을 증명하는 음악사적 이정표입니다. 뛰어난 편곡미와 대중성을 겸비한 팝 음악의 교과서적인 완성도를 보여줍니다.</w:t>
       </w:r>
     </w:p>
     <w:p>
@@ -444,7 +463,7 @@
           <w:b w:val="0"/>
           <w:sz w:val="21"/>
         </w:rPr>
-        <w:t>찬란했던 80년대 라디오 전파를 타고 도심의 밤거리를 물들였던 선율들은 당시 청춘들의 사랑과 낭만, 이별의 순간마다 가장 찬란한 배경음악이 되어 주었습니다. 바이닐의 소리골마다 스며있는 아련한 정서는 카세트테이프와 턴테이블을 통해 음악을 온몸으로 받아들이던 그 시절 특유의 서정적 공기와 따뜻한 감수성을 고스란히 복원해 냅니다.</w:t>
+        <w:t>1980년대의 풍요롭고 낭만적이었던 팝 문화의 공기가 고스란히 배어 있습니다. 당시 젊은 연인들의 고백과 이별, 카세트테이프와 LP를 선물하며 마음을 전하던 아날로그적 정서와 서구 도시 청춘들의 세련된 감수성이 깊이 각인되어 있습니다.</w:t>
       </w:r>
     </w:p>
     <w:p>
@@ -489,7 +508,7 @@
           <w:b w:val="0"/>
           <w:sz w:val="21"/>
         </w:rPr>
-        <w:t>애절한 피아노 선율 뒤로 폭발하는 보컬과 드라마틱한 브라스가 일품인 세기의 명곡 'Hard to Say I'm Sorry', 데이비드 포스터 특유의 정교한 프로듀싱과 낭만성이 극대화된 'You're the Inspiration', 그리고 초기 시카고의 활기찬 관악 편곡이 돋보이는 'Saturday in the Park' 등 시대를 풍미한 명선율들이 유기적인 서사로 이어집니다.</w:t>
+        <w:t>피터 세테라의 절절한 보컬과 유려한 현악이 조화를 이루는 불멸의 발라드 "Hard to Say I'm Sorry / Get Away", 폭발적인 멜로디 라인으로 80년대 팝을 평정한 "You're the Inspiration", 그리고 빌 체임플린(Bill Champlin)의 허스키한 음색이 돋보이는 애절한 넘버원 히트곡 "Look Away" 등 시카고 서정미의 극치를 맛볼 수 있습니다.</w:t>
       </w:r>
     </w:p>
     <w:p>
@@ -520,7 +539,7 @@
           <w:b w:val="0"/>
           <w:sz w:val="21"/>
         </w:rPr>
-        <w:t>턴테이블의 카트리지가 그루브를 긁으며 흘러나오는 브라스의 두터운 질감과 어쿠스틱 피아노의 맑은 타건음은 진공관 앰프를 거칠 때 비로소 진정한 생명력을 얻습니다. 디지털 음원에서는 느끼기 힘든 풍성한 배음과 중역대의 온화함이 리스닝 룸을 가득 메우며 마치 눈앞에서 악기들이 숨 쉬는 듯한 감동을 전합니다.</w:t>
+        <w:t>진공관 앰프를 통해 전달되는 브라스 섹션의 풍부한 배음과 턴테이블 카트리지가 긁어내는 섬세한 피아노 타건음이 압권입니다. 디지털 음원에서는 느끼기 힘든 중저역의 포근한 공간감과 피터 세테라의 호흡을 아날로그 사운드로 감상할 때 비로소 진정한 감동이 완성됩니다.</w:t>
       </w:r>
     </w:p>
     <w:p>
@@ -551,7 +570,7 @@
           <w:b w:val="0"/>
           <w:sz w:val="21"/>
         </w:rPr>
-        <w:t>한 시대를 풍미한 위대한 밴드의 전성기 명곡들을 온전한 아날로그 사운드로 감상할 수 있다는 점에서 영구적인 소장 가치를 지닙니다. 유려한 앨범 아트워크와 함께 팝 음악의 황금기를 증언하는 상징적인 명반으로, 클래식과 정통 팝을 아끼는 바이닐 컬렉터의 서가에 반드시 자리해야 할 필수적인 소장품입니다.</w:t>
+        <w:t>시카고의 가장 찬란했던 전성기 음악을 한 장의 바이닐에 품격 있게 담아낸 앨범으로, 80년대 어덜트 컨템포러리와 록 음악 애호가라면 서가에 필히 소장해야 할 아날로그 명반입니다.</w:t>
       </w:r>
     </w:p>
     <w:p>
@@ -565,7 +584,7 @@
           <w:color w:val="4338CA"/>
           <w:sz w:val="21"/>
         </w:rPr>
-        <w:t>이 음반을 통해 턴테이블의 그루브를 타고 흐르는 황금빛 멜로디와 시카고의 서정적 하모니가 전해주는 감동을 다시 한번 경험해 보시는 것은 어떨까요?</w:t>
+        <w:t>이 음반을 통해 가슴을 파고드는 감미로운 브라스와 낭만적인 멜로디가 전해주는 감동을 다시 한번 경험해 보시는 것은 어떨까요?</w:t>
       </w:r>
     </w:p>
     <w:sectPr>
